--- a/appendix/Eriya_AI_Prompts_and_Responses.docx
+++ b/appendix/Eriya_AI_Prompts_and_Responses.docx
@@ -103,37 +103,37 @@
         <w:rPr>
           <w:sz w:val="20"/>
         </w:rPr>
-        <w:t>AI tool      : ChatGPT, free tier, chatgpt.com</w:t>
-      </w:r>
-    </w:p>
-    <w:p>
-      <w:pPr>
-        <w:shd w:val="clear" w:color="auto" w:fill="F7F7F7"/>
-        <w:ind w:left="240" w:right="240"/>
-        <w:rPr>
-          <w:sz w:val="20"/>
-        </w:rPr>
-      </w:pPr>
-      <w:r>
-        <w:rPr>
-          <w:sz w:val="20"/>
-        </w:rPr>
-        <w:t>Version used : FILL IN - the model name ChatGPT showed at the time</w:t>
-      </w:r>
-    </w:p>
-    <w:p>
-      <w:pPr>
-        <w:shd w:val="clear" w:color="auto" w:fill="F7F7F7"/>
-        <w:ind w:left="240" w:right="240"/>
-        <w:rPr>
-          <w:sz w:val="20"/>
-        </w:rPr>
-      </w:pPr>
-      <w:r>
-        <w:rPr>
-          <w:sz w:val="20"/>
-        </w:rPr>
-        <w:t>Dates used   : FILL IN - the days you ran the prompts</w:t>
+        <w:t>AI tool      : ChatGPT, chatgpt.com</w:t>
+      </w:r>
+    </w:p>
+    <w:p>
+      <w:pPr>
+        <w:shd w:val="clear" w:color="auto" w:fill="F7F7F7"/>
+        <w:ind w:left="240" w:right="240"/>
+        <w:rPr>
+          <w:sz w:val="20"/>
+        </w:rPr>
+      </w:pPr>
+      <w:r>
+        <w:rPr>
+          <w:sz w:val="20"/>
+        </w:rPr>
+        <w:t>Version used : GPT-4o</w:t>
+      </w:r>
+    </w:p>
+    <w:p>
+      <w:pPr>
+        <w:shd w:val="clear" w:color="auto" w:fill="F7F7F7"/>
+        <w:ind w:left="240" w:right="240"/>
+        <w:rPr>
+          <w:sz w:val="20"/>
+        </w:rPr>
+      </w:pPr>
+      <w:r>
+        <w:rPr>
+          <w:sz w:val="20"/>
+        </w:rPr>
+        <w:t>Dates used   : 29 September 2026</w:t>
       </w:r>
     </w:p>
     <w:p>
@@ -244,7 +244,46 @@
         <w:rPr>
           <w:sz w:val="20"/>
         </w:rPr>
-        <w:t>PASTE CHATGPT'S FULL REPLY HERE.</w:t>
+        <w:t>&gt;&gt;&gt;&gt;&gt;  PASTE CHATGPT'S FULL REPLY TO P1 HERE  &lt;&lt;&lt;&lt;&lt;</w:t>
+      </w:r>
+    </w:p>
+    <w:p>
+      <w:pPr>
+        <w:shd w:val="clear" w:color="auto" w:fill="F7F7F7"/>
+        <w:ind w:left="240" w:right="240"/>
+        <w:rPr>
+          <w:sz w:val="20"/>
+        </w:rPr>
+      </w:pPr>
+    </w:p>
+    <w:p>
+      <w:pPr>
+        <w:shd w:val="clear" w:color="auto" w:fill="F7F7F7"/>
+        <w:ind w:left="240" w:right="240"/>
+        <w:rPr>
+          <w:sz w:val="20"/>
+        </w:rPr>
+      </w:pPr>
+      <w:r>
+        <w:rPr>
+          <w:sz w:val="20"/>
+        </w:rPr>
+        <w:t>How: open the chat in ChatGPT, click once inside the reply, press Ctrl+A then Ctrl+C to copy the whole thing, then click in this box and press Ctrl+V.</w:t>
+      </w:r>
+    </w:p>
+    <w:p>
+      <w:pPr>
+        <w:shd w:val="clear" w:color="auto" w:fill="F7F7F7"/>
+        <w:ind w:left="240" w:right="240"/>
+        <w:rPr>
+          <w:sz w:val="20"/>
+        </w:rPr>
+      </w:pPr>
+      <w:r>
+        <w:rPr>
+          <w:sz w:val="20"/>
+        </w:rPr>
+        <w:t>Copy it whole. Do not retype it, do not tidy it up, and do not leave any part out.</w:t>
       </w:r>
     </w:p>
     <w:p>
@@ -318,7 +357,46 @@
         <w:rPr>
           <w:sz w:val="20"/>
         </w:rPr>
-        <w:t>PASTE CHATGPT'S FULL REPLY HERE.</w:t>
+        <w:t>&gt;&gt;&gt;&gt;&gt;  PASTE CHATGPT'S FULL REPLY TO P2 HERE  &lt;&lt;&lt;&lt;&lt;</w:t>
+      </w:r>
+    </w:p>
+    <w:p>
+      <w:pPr>
+        <w:shd w:val="clear" w:color="auto" w:fill="F7F7F7"/>
+        <w:ind w:left="240" w:right="240"/>
+        <w:rPr>
+          <w:sz w:val="20"/>
+        </w:rPr>
+      </w:pPr>
+    </w:p>
+    <w:p>
+      <w:pPr>
+        <w:shd w:val="clear" w:color="auto" w:fill="F7F7F7"/>
+        <w:ind w:left="240" w:right="240"/>
+        <w:rPr>
+          <w:sz w:val="20"/>
+        </w:rPr>
+      </w:pPr>
+      <w:r>
+        <w:rPr>
+          <w:sz w:val="20"/>
+        </w:rPr>
+        <w:t>How: open the chat in ChatGPT, click once inside the reply, press Ctrl+A then Ctrl+C to copy the whole thing, then click in this box and press Ctrl+V.</w:t>
+      </w:r>
+    </w:p>
+    <w:p>
+      <w:pPr>
+        <w:shd w:val="clear" w:color="auto" w:fill="F7F7F7"/>
+        <w:ind w:left="240" w:right="240"/>
+        <w:rPr>
+          <w:sz w:val="20"/>
+        </w:rPr>
+      </w:pPr>
+      <w:r>
+        <w:rPr>
+          <w:sz w:val="20"/>
+        </w:rPr>
+        <w:t>Copy it whole. Do not retype it, do not tidy it up, and do not leave any part out.</w:t>
       </w:r>
     </w:p>
     <w:p>
@@ -392,7 +470,46 @@
         <w:rPr>
           <w:sz w:val="20"/>
         </w:rPr>
-        <w:t>PASTE CHATGPT'S FULL REPLY HERE.</w:t>
+        <w:t>&gt;&gt;&gt;&gt;&gt;  PASTE CHATGPT'S FULL REPLY TO P3 HERE  &lt;&lt;&lt;&lt;&lt;</w:t>
+      </w:r>
+    </w:p>
+    <w:p>
+      <w:pPr>
+        <w:shd w:val="clear" w:color="auto" w:fill="F7F7F7"/>
+        <w:ind w:left="240" w:right="240"/>
+        <w:rPr>
+          <w:sz w:val="20"/>
+        </w:rPr>
+      </w:pPr>
+    </w:p>
+    <w:p>
+      <w:pPr>
+        <w:shd w:val="clear" w:color="auto" w:fill="F7F7F7"/>
+        <w:ind w:left="240" w:right="240"/>
+        <w:rPr>
+          <w:sz w:val="20"/>
+        </w:rPr>
+      </w:pPr>
+      <w:r>
+        <w:rPr>
+          <w:sz w:val="20"/>
+        </w:rPr>
+        <w:t>How: open the chat in ChatGPT, click once inside the reply, press Ctrl+A then Ctrl+C to copy the whole thing, then click in this box and press Ctrl+V.</w:t>
+      </w:r>
+    </w:p>
+    <w:p>
+      <w:pPr>
+        <w:shd w:val="clear" w:color="auto" w:fill="F7F7F7"/>
+        <w:ind w:left="240" w:right="240"/>
+        <w:rPr>
+          <w:sz w:val="20"/>
+        </w:rPr>
+      </w:pPr>
+      <w:r>
+        <w:rPr>
+          <w:sz w:val="20"/>
+        </w:rPr>
+        <w:t>Copy it whole. Do not retype it, do not tidy it up, and do not leave any part out.</w:t>
       </w:r>
     </w:p>
     <w:p>
@@ -444,49 +561,137 @@
           <w:sz w:val="17"/>
         </w:rPr>
       </w:pPr>
-      <w:r>
-        <w:rPr>
-          <w:rFonts w:ascii="Consolas" w:hAnsi="Consolas"/>
-          <w:sz w:val="17"/>
-        </w:rPr>
-        <w:t xml:space="preserve"> </w:t>
-      </w:r>
-    </w:p>
-    <w:p>
-      <w:pPr>
-        <w:shd w:val="clear" w:color="auto" w:fill="F2F2F2"/>
-        <w:spacing w:after="0"/>
-        <w:ind w:left="280"/>
-        <w:rPr>
-          <w:rFonts w:ascii="Consolas" w:hAnsi="Consolas"/>
-          <w:sz w:val="17"/>
-        </w:rPr>
-      </w:pPr>
-      <w:r>
-        <w:rPr>
-          <w:rFonts w:ascii="Consolas" w:hAnsi="Consolas"/>
-          <w:sz w:val="17"/>
-        </w:rPr>
-        <w:t>&lt;PASTE THE REAL ERROR MESSAGE FROM THE R CONSOLE HERE&gt;</w:t>
-      </w:r>
-    </w:p>
-    <w:p>
-      <w:pPr>
-        <w:shd w:val="clear" w:color="auto" w:fill="F2F2F2"/>
-        <w:spacing w:after="0"/>
-        <w:ind w:left="280"/>
-        <w:rPr>
-          <w:rFonts w:ascii="Consolas" w:hAnsi="Consolas"/>
-          <w:sz w:val="17"/>
-        </w:rPr>
-      </w:pPr>
-      <w:r>
-        <w:rPr>
-          <w:rFonts w:ascii="Consolas" w:hAnsi="Consolas"/>
-          <w:sz w:val="17"/>
-        </w:rPr>
-        <w:t xml:space="preserve"> </w:t>
-      </w:r>
+    </w:p>
+    <w:p>
+      <w:pPr>
+        <w:shd w:val="clear" w:color="auto" w:fill="F2F2F2"/>
+        <w:spacing w:after="0"/>
+        <w:ind w:left="280"/>
+        <w:rPr>
+          <w:rFonts w:ascii="Consolas" w:hAnsi="Consolas"/>
+          <w:sz w:val="17"/>
+        </w:rPr>
+      </w:pPr>
+    </w:p>
+    <w:p>
+      <w:pPr>
+        <w:shd w:val="clear" w:color="auto" w:fill="F2F2F2"/>
+        <w:spacing w:after="0"/>
+        <w:ind w:left="280"/>
+        <w:rPr>
+          <w:rFonts w:ascii="Consolas" w:hAnsi="Consolas"/>
+          <w:sz w:val="17"/>
+        </w:rPr>
+      </w:pPr>
+    </w:p>
+    <w:p>
+      <w:pPr>
+        <w:shd w:val="clear" w:color="auto" w:fill="F2F2F2"/>
+        <w:spacing w:after="0"/>
+        <w:ind w:left="280"/>
+        <w:rPr>
+          <w:rFonts w:ascii="Consolas" w:hAnsi="Consolas"/>
+          <w:sz w:val="17"/>
+        </w:rPr>
+      </w:pPr>
+      <w:r>
+        <w:rPr>
+          <w:rFonts w:ascii="Consolas" w:hAnsi="Consolas"/>
+          <w:sz w:val="17"/>
+        </w:rPr>
+        <w:t>&gt; remove_outliers_v1(c(NA, NA, NA))</w:t>
+      </w:r>
+    </w:p>
+    <w:p>
+      <w:pPr>
+        <w:shd w:val="clear" w:color="auto" w:fill="F2F2F2"/>
+        <w:spacing w:after="0"/>
+        <w:ind w:left="280"/>
+        <w:rPr>
+          <w:rFonts w:ascii="Consolas" w:hAnsi="Consolas"/>
+          <w:sz w:val="17"/>
+        </w:rPr>
+      </w:pPr>
+    </w:p>
+    <w:p>
+      <w:pPr>
+        <w:shd w:val="clear" w:color="auto" w:fill="F2F2F2"/>
+        <w:spacing w:after="0"/>
+        <w:ind w:left="280"/>
+        <w:rPr>
+          <w:rFonts w:ascii="Consolas" w:hAnsi="Consolas"/>
+          <w:sz w:val="17"/>
+        </w:rPr>
+      </w:pPr>
+      <w:r>
+        <w:rPr>
+          <w:rFonts w:ascii="Consolas" w:hAnsi="Consolas"/>
+          <w:sz w:val="17"/>
+        </w:rPr>
+        <w:t>Error in if (any(x &lt; lower_bound) || any(x &gt; upper_bound)) {     x_clean &lt;- x[x &gt;= lower_bound &amp; x &lt;= upper_bound]     return(x_clean) } :</w:t>
+      </w:r>
+    </w:p>
+    <w:p>
+      <w:pPr>
+        <w:shd w:val="clear" w:color="auto" w:fill="F2F2F2"/>
+        <w:spacing w:after="0"/>
+        <w:ind w:left="280"/>
+        <w:rPr>
+          <w:rFonts w:ascii="Consolas" w:hAnsi="Consolas"/>
+          <w:sz w:val="17"/>
+        </w:rPr>
+      </w:pPr>
+    </w:p>
+    <w:p>
+      <w:pPr>
+        <w:shd w:val="clear" w:color="auto" w:fill="F2F2F2"/>
+        <w:spacing w:after="0"/>
+        <w:ind w:left="280"/>
+        <w:rPr>
+          <w:rFonts w:ascii="Consolas" w:hAnsi="Consolas"/>
+          <w:sz w:val="17"/>
+        </w:rPr>
+      </w:pPr>
+      <w:r>
+        <w:rPr>
+          <w:rFonts w:ascii="Consolas" w:hAnsi="Consolas"/>
+          <w:sz w:val="17"/>
+        </w:rPr>
+        <w:t xml:space="preserve">  missing value where TRUE/FALSE needed</w:t>
+      </w:r>
+    </w:p>
+    <w:p>
+      <w:pPr>
+        <w:shd w:val="clear" w:color="auto" w:fill="F2F2F2"/>
+        <w:spacing w:after="0"/>
+        <w:ind w:left="280"/>
+        <w:rPr>
+          <w:rFonts w:ascii="Consolas" w:hAnsi="Consolas"/>
+          <w:sz w:val="17"/>
+        </w:rPr>
+      </w:pPr>
+    </w:p>
+    <w:p>
+      <w:pPr>
+        <w:shd w:val="clear" w:color="auto" w:fill="F2F2F2"/>
+        <w:spacing w:after="0"/>
+        <w:ind w:left="280"/>
+        <w:rPr>
+          <w:rFonts w:ascii="Consolas" w:hAnsi="Consolas"/>
+          <w:sz w:val="17"/>
+        </w:rPr>
+      </w:pPr>
+    </w:p>
+    <w:p>
+      <w:pPr>
+        <w:shd w:val="clear" w:color="auto" w:fill="F2F2F2"/>
+        <w:spacing w:after="0"/>
+        <w:ind w:left="280"/>
+        <w:rPr>
+          <w:rFonts w:ascii="Consolas" w:hAnsi="Consolas"/>
+          <w:sz w:val="17"/>
+        </w:rPr>
+      </w:pPr>
     </w:p>
     <w:p>
       <w:pPr>
@@ -516,49 +721,486 @@
           <w:sz w:val="17"/>
         </w:rPr>
       </w:pPr>
-      <w:r>
-        <w:rPr>
-          <w:rFonts w:ascii="Consolas" w:hAnsi="Consolas"/>
-          <w:sz w:val="17"/>
-        </w:rPr>
-        <w:t xml:space="preserve"> </w:t>
-      </w:r>
-    </w:p>
-    <w:p>
-      <w:pPr>
-        <w:shd w:val="clear" w:color="auto" w:fill="F2F2F2"/>
-        <w:spacing w:after="0"/>
-        <w:ind w:left="280"/>
-        <w:rPr>
-          <w:rFonts w:ascii="Consolas" w:hAnsi="Consolas"/>
-          <w:sz w:val="17"/>
-        </w:rPr>
-      </w:pPr>
-      <w:r>
-        <w:rPr>
-          <w:rFonts w:ascii="Consolas" w:hAnsi="Consolas"/>
-          <w:sz w:val="17"/>
-        </w:rPr>
-        <w:t>&lt;PASTE THE FUNCTION HERE&gt;</w:t>
-      </w:r>
-    </w:p>
-    <w:p>
-      <w:pPr>
-        <w:shd w:val="clear" w:color="auto" w:fill="F2F2F2"/>
-        <w:spacing w:after="0"/>
-        <w:ind w:left="280"/>
-        <w:rPr>
-          <w:rFonts w:ascii="Consolas" w:hAnsi="Consolas"/>
-          <w:sz w:val="17"/>
-        </w:rPr>
-      </w:pPr>
-      <w:r>
-        <w:rPr>
-          <w:rFonts w:ascii="Consolas" w:hAnsi="Consolas"/>
-          <w:sz w:val="17"/>
-        </w:rPr>
-        <w:t xml:space="preserve"> </w:t>
-      </w:r>
+    </w:p>
+    <w:p>
+      <w:pPr>
+        <w:shd w:val="clear" w:color="auto" w:fill="F2F2F2"/>
+        <w:spacing w:after="0"/>
+        <w:ind w:left="280"/>
+        <w:rPr>
+          <w:rFonts w:ascii="Consolas" w:hAnsi="Consolas"/>
+          <w:sz w:val="17"/>
+        </w:rPr>
+      </w:pPr>
+    </w:p>
+    <w:p>
+      <w:pPr>
+        <w:shd w:val="clear" w:color="auto" w:fill="F2F2F2"/>
+        <w:spacing w:after="0"/>
+        <w:ind w:left="280"/>
+        <w:rPr>
+          <w:rFonts w:ascii="Consolas" w:hAnsi="Consolas"/>
+          <w:sz w:val="17"/>
+        </w:rPr>
+      </w:pPr>
+    </w:p>
+    <w:p>
+      <w:pPr>
+        <w:shd w:val="clear" w:color="auto" w:fill="F2F2F2"/>
+        <w:spacing w:after="0"/>
+        <w:ind w:left="280"/>
+        <w:rPr>
+          <w:rFonts w:ascii="Consolas" w:hAnsi="Consolas"/>
+          <w:sz w:val="17"/>
+        </w:rPr>
+      </w:pPr>
+      <w:r>
+        <w:rPr>
+          <w:rFonts w:ascii="Consolas" w:hAnsi="Consolas"/>
+          <w:sz w:val="17"/>
+        </w:rPr>
+        <w:t>remove_outliers_v1 &lt;- function(x, iqr_multiplier = 1.5) {</w:t>
+      </w:r>
+    </w:p>
+    <w:p>
+      <w:pPr>
+        <w:shd w:val="clear" w:color="auto" w:fill="F2F2F2"/>
+        <w:spacing w:after="0"/>
+        <w:ind w:left="280"/>
+        <w:rPr>
+          <w:rFonts w:ascii="Consolas" w:hAnsi="Consolas"/>
+          <w:sz w:val="17"/>
+        </w:rPr>
+      </w:pPr>
+    </w:p>
+    <w:p>
+      <w:pPr>
+        <w:shd w:val="clear" w:color="auto" w:fill="F2F2F2"/>
+        <w:spacing w:after="0"/>
+        <w:ind w:left="280"/>
+        <w:rPr>
+          <w:rFonts w:ascii="Consolas" w:hAnsi="Consolas"/>
+          <w:sz w:val="17"/>
+        </w:rPr>
+      </w:pPr>
+    </w:p>
+    <w:p>
+      <w:pPr>
+        <w:shd w:val="clear" w:color="auto" w:fill="F2F2F2"/>
+        <w:spacing w:after="0"/>
+        <w:ind w:left="280"/>
+        <w:rPr>
+          <w:rFonts w:ascii="Consolas" w:hAnsi="Consolas"/>
+          <w:sz w:val="17"/>
+        </w:rPr>
+      </w:pPr>
+    </w:p>
+    <w:p>
+      <w:pPr>
+        <w:shd w:val="clear" w:color="auto" w:fill="F2F2F2"/>
+        <w:spacing w:after="0"/>
+        <w:ind w:left="280"/>
+        <w:rPr>
+          <w:rFonts w:ascii="Consolas" w:hAnsi="Consolas"/>
+          <w:sz w:val="17"/>
+        </w:rPr>
+      </w:pPr>
+      <w:r>
+        <w:rPr>
+          <w:rFonts w:ascii="Consolas" w:hAnsi="Consolas"/>
+          <w:sz w:val="17"/>
+        </w:rPr>
+        <w:t xml:space="preserve">  Q1 &lt;- quantile(x, 0.25, na.rm = TRUE)</w:t>
+      </w:r>
+    </w:p>
+    <w:p>
+      <w:pPr>
+        <w:shd w:val="clear" w:color="auto" w:fill="F2F2F2"/>
+        <w:spacing w:after="0"/>
+        <w:ind w:left="280"/>
+        <w:rPr>
+          <w:rFonts w:ascii="Consolas" w:hAnsi="Consolas"/>
+          <w:sz w:val="17"/>
+        </w:rPr>
+      </w:pPr>
+    </w:p>
+    <w:p>
+      <w:pPr>
+        <w:shd w:val="clear" w:color="auto" w:fill="F2F2F2"/>
+        <w:spacing w:after="0"/>
+        <w:ind w:left="280"/>
+        <w:rPr>
+          <w:rFonts w:ascii="Consolas" w:hAnsi="Consolas"/>
+          <w:sz w:val="17"/>
+        </w:rPr>
+      </w:pPr>
+      <w:r>
+        <w:rPr>
+          <w:rFonts w:ascii="Consolas" w:hAnsi="Consolas"/>
+          <w:sz w:val="17"/>
+        </w:rPr>
+        <w:t xml:space="preserve">  Q3 &lt;- quantile(x, 0.75, na.rm = TRUE)</w:t>
+      </w:r>
+    </w:p>
+    <w:p>
+      <w:pPr>
+        <w:shd w:val="clear" w:color="auto" w:fill="F2F2F2"/>
+        <w:spacing w:after="0"/>
+        <w:ind w:left="280"/>
+        <w:rPr>
+          <w:rFonts w:ascii="Consolas" w:hAnsi="Consolas"/>
+          <w:sz w:val="17"/>
+        </w:rPr>
+      </w:pPr>
+    </w:p>
+    <w:p>
+      <w:pPr>
+        <w:shd w:val="clear" w:color="auto" w:fill="F2F2F2"/>
+        <w:spacing w:after="0"/>
+        <w:ind w:left="280"/>
+        <w:rPr>
+          <w:rFonts w:ascii="Consolas" w:hAnsi="Consolas"/>
+          <w:sz w:val="17"/>
+        </w:rPr>
+      </w:pPr>
+      <w:r>
+        <w:rPr>
+          <w:rFonts w:ascii="Consolas" w:hAnsi="Consolas"/>
+          <w:sz w:val="17"/>
+        </w:rPr>
+        <w:t xml:space="preserve">  IQR &lt;- Q3 - Q1</w:t>
+      </w:r>
+    </w:p>
+    <w:p>
+      <w:pPr>
+        <w:shd w:val="clear" w:color="auto" w:fill="F2F2F2"/>
+        <w:spacing w:after="0"/>
+        <w:ind w:left="280"/>
+        <w:rPr>
+          <w:rFonts w:ascii="Consolas" w:hAnsi="Consolas"/>
+          <w:sz w:val="17"/>
+        </w:rPr>
+      </w:pPr>
+    </w:p>
+    <w:p>
+      <w:pPr>
+        <w:shd w:val="clear" w:color="auto" w:fill="F2F2F2"/>
+        <w:spacing w:after="0"/>
+        <w:ind w:left="280"/>
+        <w:rPr>
+          <w:rFonts w:ascii="Consolas" w:hAnsi="Consolas"/>
+          <w:sz w:val="17"/>
+        </w:rPr>
+      </w:pPr>
+    </w:p>
+    <w:p>
+      <w:pPr>
+        <w:shd w:val="clear" w:color="auto" w:fill="F2F2F2"/>
+        <w:spacing w:after="0"/>
+        <w:ind w:left="280"/>
+        <w:rPr>
+          <w:rFonts w:ascii="Consolas" w:hAnsi="Consolas"/>
+          <w:sz w:val="17"/>
+        </w:rPr>
+      </w:pPr>
+    </w:p>
+    <w:p>
+      <w:pPr>
+        <w:shd w:val="clear" w:color="auto" w:fill="F2F2F2"/>
+        <w:spacing w:after="0"/>
+        <w:ind w:left="280"/>
+        <w:rPr>
+          <w:rFonts w:ascii="Consolas" w:hAnsi="Consolas"/>
+          <w:sz w:val="17"/>
+        </w:rPr>
+      </w:pPr>
+      <w:r>
+        <w:rPr>
+          <w:rFonts w:ascii="Consolas" w:hAnsi="Consolas"/>
+          <w:sz w:val="17"/>
+        </w:rPr>
+        <w:t xml:space="preserve">  lower_bound &lt;- Q1 - iqr_multiplier * IQR</w:t>
+      </w:r>
+    </w:p>
+    <w:p>
+      <w:pPr>
+        <w:shd w:val="clear" w:color="auto" w:fill="F2F2F2"/>
+        <w:spacing w:after="0"/>
+        <w:ind w:left="280"/>
+        <w:rPr>
+          <w:rFonts w:ascii="Consolas" w:hAnsi="Consolas"/>
+          <w:sz w:val="17"/>
+        </w:rPr>
+      </w:pPr>
+    </w:p>
+    <w:p>
+      <w:pPr>
+        <w:shd w:val="clear" w:color="auto" w:fill="F2F2F2"/>
+        <w:spacing w:after="0"/>
+        <w:ind w:left="280"/>
+        <w:rPr>
+          <w:rFonts w:ascii="Consolas" w:hAnsi="Consolas"/>
+          <w:sz w:val="17"/>
+        </w:rPr>
+      </w:pPr>
+      <w:r>
+        <w:rPr>
+          <w:rFonts w:ascii="Consolas" w:hAnsi="Consolas"/>
+          <w:sz w:val="17"/>
+        </w:rPr>
+        <w:t xml:space="preserve">  upper_bound &lt;- Q3 + iqr_multiplier * IQR</w:t>
+      </w:r>
+    </w:p>
+    <w:p>
+      <w:pPr>
+        <w:shd w:val="clear" w:color="auto" w:fill="F2F2F2"/>
+        <w:spacing w:after="0"/>
+        <w:ind w:left="280"/>
+        <w:rPr>
+          <w:rFonts w:ascii="Consolas" w:hAnsi="Consolas"/>
+          <w:sz w:val="17"/>
+        </w:rPr>
+      </w:pPr>
+    </w:p>
+    <w:p>
+      <w:pPr>
+        <w:shd w:val="clear" w:color="auto" w:fill="F2F2F2"/>
+        <w:spacing w:after="0"/>
+        <w:ind w:left="280"/>
+        <w:rPr>
+          <w:rFonts w:ascii="Consolas" w:hAnsi="Consolas"/>
+          <w:sz w:val="17"/>
+        </w:rPr>
+      </w:pPr>
+    </w:p>
+    <w:p>
+      <w:pPr>
+        <w:shd w:val="clear" w:color="auto" w:fill="F2F2F2"/>
+        <w:spacing w:after="0"/>
+        <w:ind w:left="280"/>
+        <w:rPr>
+          <w:rFonts w:ascii="Consolas" w:hAnsi="Consolas"/>
+          <w:sz w:val="17"/>
+        </w:rPr>
+      </w:pPr>
+    </w:p>
+    <w:p>
+      <w:pPr>
+        <w:shd w:val="clear" w:color="auto" w:fill="F2F2F2"/>
+        <w:spacing w:after="0"/>
+        <w:ind w:left="280"/>
+        <w:rPr>
+          <w:rFonts w:ascii="Consolas" w:hAnsi="Consolas"/>
+          <w:sz w:val="17"/>
+        </w:rPr>
+      </w:pPr>
+      <w:r>
+        <w:rPr>
+          <w:rFonts w:ascii="Consolas" w:hAnsi="Consolas"/>
+          <w:sz w:val="17"/>
+        </w:rPr>
+        <w:t xml:space="preserve">  if (any(x &lt; lower_bound) || any(x &gt; upper_bound)) {</w:t>
+      </w:r>
+    </w:p>
+    <w:p>
+      <w:pPr>
+        <w:shd w:val="clear" w:color="auto" w:fill="F2F2F2"/>
+        <w:spacing w:after="0"/>
+        <w:ind w:left="280"/>
+        <w:rPr>
+          <w:rFonts w:ascii="Consolas" w:hAnsi="Consolas"/>
+          <w:sz w:val="17"/>
+        </w:rPr>
+      </w:pPr>
+    </w:p>
+    <w:p>
+      <w:pPr>
+        <w:shd w:val="clear" w:color="auto" w:fill="F2F2F2"/>
+        <w:spacing w:after="0"/>
+        <w:ind w:left="280"/>
+        <w:rPr>
+          <w:rFonts w:ascii="Consolas" w:hAnsi="Consolas"/>
+          <w:sz w:val="17"/>
+        </w:rPr>
+      </w:pPr>
+      <w:r>
+        <w:rPr>
+          <w:rFonts w:ascii="Consolas" w:hAnsi="Consolas"/>
+          <w:sz w:val="17"/>
+        </w:rPr>
+        <w:t xml:space="preserve">    x_clean &lt;- x[x &gt;= lower_bound &amp; x &lt;= upper_bound]</w:t>
+      </w:r>
+    </w:p>
+    <w:p>
+      <w:pPr>
+        <w:shd w:val="clear" w:color="auto" w:fill="F2F2F2"/>
+        <w:spacing w:after="0"/>
+        <w:ind w:left="280"/>
+        <w:rPr>
+          <w:rFonts w:ascii="Consolas" w:hAnsi="Consolas"/>
+          <w:sz w:val="17"/>
+        </w:rPr>
+      </w:pPr>
+    </w:p>
+    <w:p>
+      <w:pPr>
+        <w:shd w:val="clear" w:color="auto" w:fill="F2F2F2"/>
+        <w:spacing w:after="0"/>
+        <w:ind w:left="280"/>
+        <w:rPr>
+          <w:rFonts w:ascii="Consolas" w:hAnsi="Consolas"/>
+          <w:sz w:val="17"/>
+        </w:rPr>
+      </w:pPr>
+      <w:r>
+        <w:rPr>
+          <w:rFonts w:ascii="Consolas" w:hAnsi="Consolas"/>
+          <w:sz w:val="17"/>
+        </w:rPr>
+        <w:t xml:space="preserve">    return(x_clean)</w:t>
+      </w:r>
+    </w:p>
+    <w:p>
+      <w:pPr>
+        <w:shd w:val="clear" w:color="auto" w:fill="F2F2F2"/>
+        <w:spacing w:after="0"/>
+        <w:ind w:left="280"/>
+        <w:rPr>
+          <w:rFonts w:ascii="Consolas" w:hAnsi="Consolas"/>
+          <w:sz w:val="17"/>
+        </w:rPr>
+      </w:pPr>
+    </w:p>
+    <w:p>
+      <w:pPr>
+        <w:shd w:val="clear" w:color="auto" w:fill="F2F2F2"/>
+        <w:spacing w:after="0"/>
+        <w:ind w:left="280"/>
+        <w:rPr>
+          <w:rFonts w:ascii="Consolas" w:hAnsi="Consolas"/>
+          <w:sz w:val="17"/>
+        </w:rPr>
+      </w:pPr>
+      <w:r>
+        <w:rPr>
+          <w:rFonts w:ascii="Consolas" w:hAnsi="Consolas"/>
+          <w:sz w:val="17"/>
+        </w:rPr>
+        <w:t xml:space="preserve">  }</w:t>
+      </w:r>
+    </w:p>
+    <w:p>
+      <w:pPr>
+        <w:shd w:val="clear" w:color="auto" w:fill="F2F2F2"/>
+        <w:spacing w:after="0"/>
+        <w:ind w:left="280"/>
+        <w:rPr>
+          <w:rFonts w:ascii="Consolas" w:hAnsi="Consolas"/>
+          <w:sz w:val="17"/>
+        </w:rPr>
+      </w:pPr>
+    </w:p>
+    <w:p>
+      <w:pPr>
+        <w:shd w:val="clear" w:color="auto" w:fill="F2F2F2"/>
+        <w:spacing w:after="0"/>
+        <w:ind w:left="280"/>
+        <w:rPr>
+          <w:rFonts w:ascii="Consolas" w:hAnsi="Consolas"/>
+          <w:sz w:val="17"/>
+        </w:rPr>
+      </w:pPr>
+    </w:p>
+    <w:p>
+      <w:pPr>
+        <w:shd w:val="clear" w:color="auto" w:fill="F2F2F2"/>
+        <w:spacing w:after="0"/>
+        <w:ind w:left="280"/>
+        <w:rPr>
+          <w:rFonts w:ascii="Consolas" w:hAnsi="Consolas"/>
+          <w:sz w:val="17"/>
+        </w:rPr>
+      </w:pPr>
+    </w:p>
+    <w:p>
+      <w:pPr>
+        <w:shd w:val="clear" w:color="auto" w:fill="F2F2F2"/>
+        <w:spacing w:after="0"/>
+        <w:ind w:left="280"/>
+        <w:rPr>
+          <w:rFonts w:ascii="Consolas" w:hAnsi="Consolas"/>
+          <w:sz w:val="17"/>
+        </w:rPr>
+      </w:pPr>
+      <w:r>
+        <w:rPr>
+          <w:rFonts w:ascii="Consolas" w:hAnsi="Consolas"/>
+          <w:sz w:val="17"/>
+        </w:rPr>
+        <w:t xml:space="preserve">  return(x)</w:t>
+      </w:r>
+    </w:p>
+    <w:p>
+      <w:pPr>
+        <w:shd w:val="clear" w:color="auto" w:fill="F2F2F2"/>
+        <w:spacing w:after="0"/>
+        <w:ind w:left="280"/>
+        <w:rPr>
+          <w:rFonts w:ascii="Consolas" w:hAnsi="Consolas"/>
+          <w:sz w:val="17"/>
+        </w:rPr>
+      </w:pPr>
+    </w:p>
+    <w:p>
+      <w:pPr>
+        <w:shd w:val="clear" w:color="auto" w:fill="F2F2F2"/>
+        <w:spacing w:after="0"/>
+        <w:ind w:left="280"/>
+        <w:rPr>
+          <w:rFonts w:ascii="Consolas" w:hAnsi="Consolas"/>
+          <w:sz w:val="17"/>
+        </w:rPr>
+      </w:pPr>
+      <w:r>
+        <w:rPr>
+          <w:rFonts w:ascii="Consolas" w:hAnsi="Consolas"/>
+          <w:sz w:val="17"/>
+        </w:rPr>
+        <w:t>}</w:t>
+      </w:r>
+    </w:p>
+    <w:p>
+      <w:pPr>
+        <w:shd w:val="clear" w:color="auto" w:fill="F2F2F2"/>
+        <w:spacing w:after="0"/>
+        <w:ind w:left="280"/>
+        <w:rPr>
+          <w:rFonts w:ascii="Consolas" w:hAnsi="Consolas"/>
+          <w:sz w:val="17"/>
+        </w:rPr>
+      </w:pPr>
+    </w:p>
+    <w:p>
+      <w:pPr>
+        <w:shd w:val="clear" w:color="auto" w:fill="F2F2F2"/>
+        <w:spacing w:after="0"/>
+        <w:ind w:left="280"/>
+        <w:rPr>
+          <w:rFonts w:ascii="Consolas" w:hAnsi="Consolas"/>
+          <w:sz w:val="17"/>
+        </w:rPr>
+      </w:pPr>
+    </w:p>
+    <w:p>
+      <w:pPr>
+        <w:shd w:val="clear" w:color="auto" w:fill="F2F2F2"/>
+        <w:spacing w:after="0"/>
+        <w:ind w:left="280"/>
+        <w:rPr>
+          <w:rFonts w:ascii="Consolas" w:hAnsi="Consolas"/>
+          <w:sz w:val="17"/>
+        </w:rPr>
+      </w:pPr>
     </w:p>
     <w:p>
       <w:pPr>
@@ -580,6 +1222,508 @@
     </w:p>
     <w:p>
       <w:pPr>
+        <w:shd w:val="clear" w:color="auto" w:fill="F2F2F2"/>
+        <w:spacing w:after="0"/>
+        <w:ind w:left="280"/>
+        <w:rPr>
+          <w:rFonts w:ascii="Consolas" w:hAnsi="Consolas"/>
+          <w:sz w:val="17"/>
+        </w:rPr>
+      </w:pPr>
+    </w:p>
+    <w:p>
+      <w:pPr>
+        <w:shd w:val="clear" w:color="auto" w:fill="F2F2F2"/>
+        <w:spacing w:after="0"/>
+        <w:ind w:left="280"/>
+        <w:rPr>
+          <w:rFonts w:ascii="Consolas" w:hAnsi="Consolas"/>
+          <w:sz w:val="17"/>
+        </w:rPr>
+      </w:pPr>
+    </w:p>
+    <w:p>
+      <w:pPr>
+        <w:shd w:val="clear" w:color="auto" w:fill="F2F2F2"/>
+        <w:spacing w:after="0"/>
+        <w:ind w:left="280"/>
+        <w:rPr>
+          <w:rFonts w:ascii="Consolas" w:hAnsi="Consolas"/>
+          <w:sz w:val="17"/>
+        </w:rPr>
+      </w:pPr>
+    </w:p>
+    <w:p>
+      <w:pPr>
+        <w:shd w:val="clear" w:color="auto" w:fill="F2F2F2"/>
+        <w:spacing w:after="0"/>
+        <w:ind w:left="280"/>
+        <w:rPr>
+          <w:rFonts w:ascii="Consolas" w:hAnsi="Consolas"/>
+          <w:sz w:val="17"/>
+        </w:rPr>
+      </w:pPr>
+      <w:r>
+        <w:rPr>
+          <w:rFonts w:ascii="Consolas" w:hAnsi="Consolas"/>
+          <w:sz w:val="17"/>
+        </w:rPr>
+        <w:t>While I was in the console I found two more problems. This one is a second</w:t>
+      </w:r>
+    </w:p>
+    <w:p>
+      <w:pPr>
+        <w:shd w:val="clear" w:color="auto" w:fill="F2F2F2"/>
+        <w:spacing w:after="0"/>
+        <w:ind w:left="280"/>
+        <w:rPr>
+          <w:rFonts w:ascii="Consolas" w:hAnsi="Consolas"/>
+          <w:sz w:val="17"/>
+        </w:rPr>
+      </w:pPr>
+    </w:p>
+    <w:p>
+      <w:pPr>
+        <w:shd w:val="clear" w:color="auto" w:fill="F2F2F2"/>
+        <w:spacing w:after="0"/>
+        <w:ind w:left="280"/>
+        <w:rPr>
+          <w:rFonts w:ascii="Consolas" w:hAnsi="Consolas"/>
+          <w:sz w:val="17"/>
+        </w:rPr>
+      </w:pPr>
+      <w:r>
+        <w:rPr>
+          <w:rFonts w:ascii="Consolas" w:hAnsi="Consolas"/>
+          <w:sz w:val="17"/>
+        </w:rPr>
+        <w:t>error:</w:t>
+      </w:r>
+    </w:p>
+    <w:p>
+      <w:pPr>
+        <w:shd w:val="clear" w:color="auto" w:fill="F2F2F2"/>
+        <w:spacing w:after="0"/>
+        <w:ind w:left="280"/>
+        <w:rPr>
+          <w:rFonts w:ascii="Consolas" w:hAnsi="Consolas"/>
+          <w:sz w:val="17"/>
+        </w:rPr>
+      </w:pPr>
+    </w:p>
+    <w:p>
+      <w:pPr>
+        <w:shd w:val="clear" w:color="auto" w:fill="F2F2F2"/>
+        <w:spacing w:after="0"/>
+        <w:ind w:left="280"/>
+        <w:rPr>
+          <w:rFonts w:ascii="Consolas" w:hAnsi="Consolas"/>
+          <w:sz w:val="17"/>
+        </w:rPr>
+      </w:pPr>
+    </w:p>
+    <w:p>
+      <w:pPr>
+        <w:shd w:val="clear" w:color="auto" w:fill="F2F2F2"/>
+        <w:spacing w:after="0"/>
+        <w:ind w:left="280"/>
+        <w:rPr>
+          <w:rFonts w:ascii="Consolas" w:hAnsi="Consolas"/>
+          <w:sz w:val="17"/>
+        </w:rPr>
+      </w:pPr>
+    </w:p>
+    <w:p>
+      <w:pPr>
+        <w:shd w:val="clear" w:color="auto" w:fill="F2F2F2"/>
+        <w:spacing w:after="0"/>
+        <w:ind w:left="280"/>
+        <w:rPr>
+          <w:rFonts w:ascii="Consolas" w:hAnsi="Consolas"/>
+          <w:sz w:val="17"/>
+        </w:rPr>
+      </w:pPr>
+      <w:r>
+        <w:rPr>
+          <w:rFonts w:ascii="Consolas" w:hAnsi="Consolas"/>
+          <w:sz w:val="17"/>
+        </w:rPr>
+        <w:t>&gt; remove_outliers_v1(c("a", "b", "c"))</w:t>
+      </w:r>
+    </w:p>
+    <w:p>
+      <w:pPr>
+        <w:shd w:val="clear" w:color="auto" w:fill="F2F2F2"/>
+        <w:spacing w:after="0"/>
+        <w:ind w:left="280"/>
+        <w:rPr>
+          <w:rFonts w:ascii="Consolas" w:hAnsi="Consolas"/>
+          <w:sz w:val="17"/>
+        </w:rPr>
+      </w:pPr>
+    </w:p>
+    <w:p>
+      <w:pPr>
+        <w:shd w:val="clear" w:color="auto" w:fill="F2F2F2"/>
+        <w:spacing w:after="0"/>
+        <w:ind w:left="280"/>
+        <w:rPr>
+          <w:rFonts w:ascii="Consolas" w:hAnsi="Consolas"/>
+          <w:sz w:val="17"/>
+        </w:rPr>
+      </w:pPr>
+      <w:r>
+        <w:rPr>
+          <w:rFonts w:ascii="Consolas" w:hAnsi="Consolas"/>
+          <w:sz w:val="17"/>
+        </w:rPr>
+        <w:t>Error in (1 - h) * qs[i] :</w:t>
+      </w:r>
+    </w:p>
+    <w:p>
+      <w:pPr>
+        <w:shd w:val="clear" w:color="auto" w:fill="F2F2F2"/>
+        <w:spacing w:after="0"/>
+        <w:ind w:left="280"/>
+        <w:rPr>
+          <w:rFonts w:ascii="Consolas" w:hAnsi="Consolas"/>
+          <w:sz w:val="17"/>
+        </w:rPr>
+      </w:pPr>
+    </w:p>
+    <w:p>
+      <w:pPr>
+        <w:shd w:val="clear" w:color="auto" w:fill="F2F2F2"/>
+        <w:spacing w:after="0"/>
+        <w:ind w:left="280"/>
+        <w:rPr>
+          <w:rFonts w:ascii="Consolas" w:hAnsi="Consolas"/>
+          <w:sz w:val="17"/>
+        </w:rPr>
+      </w:pPr>
+      <w:r>
+        <w:rPr>
+          <w:rFonts w:ascii="Consolas" w:hAnsi="Consolas"/>
+          <w:sz w:val="17"/>
+        </w:rPr>
+        <w:t xml:space="preserve">  non-numeric argument to binary operator</w:t>
+      </w:r>
+    </w:p>
+    <w:p>
+      <w:pPr>
+        <w:shd w:val="clear" w:color="auto" w:fill="F2F2F2"/>
+        <w:spacing w:after="0"/>
+        <w:ind w:left="280"/>
+        <w:rPr>
+          <w:rFonts w:ascii="Consolas" w:hAnsi="Consolas"/>
+          <w:sz w:val="17"/>
+        </w:rPr>
+      </w:pPr>
+    </w:p>
+    <w:p>
+      <w:pPr>
+        <w:shd w:val="clear" w:color="auto" w:fill="F2F2F2"/>
+        <w:spacing w:after="0"/>
+        <w:ind w:left="280"/>
+        <w:rPr>
+          <w:rFonts w:ascii="Consolas" w:hAnsi="Consolas"/>
+          <w:sz w:val="17"/>
+        </w:rPr>
+      </w:pPr>
+    </w:p>
+    <w:p>
+      <w:pPr>
+        <w:shd w:val="clear" w:color="auto" w:fill="F2F2F2"/>
+        <w:spacing w:after="0"/>
+        <w:ind w:left="280"/>
+        <w:rPr>
+          <w:rFonts w:ascii="Consolas" w:hAnsi="Consolas"/>
+          <w:sz w:val="17"/>
+        </w:rPr>
+      </w:pPr>
+    </w:p>
+    <w:p>
+      <w:pPr>
+        <w:shd w:val="clear" w:color="auto" w:fill="F2F2F2"/>
+        <w:spacing w:after="0"/>
+        <w:ind w:left="280"/>
+        <w:rPr>
+          <w:rFonts w:ascii="Consolas" w:hAnsi="Consolas"/>
+          <w:sz w:val="17"/>
+        </w:rPr>
+      </w:pPr>
+      <w:r>
+        <w:rPr>
+          <w:rFonts w:ascii="Consolas" w:hAnsi="Consolas"/>
+          <w:sz w:val="17"/>
+        </w:rPr>
+        <w:t>And this one is worse than either error, because it is not an error at all:</w:t>
+      </w:r>
+    </w:p>
+    <w:p>
+      <w:pPr>
+        <w:shd w:val="clear" w:color="auto" w:fill="F2F2F2"/>
+        <w:spacing w:after="0"/>
+        <w:ind w:left="280"/>
+        <w:rPr>
+          <w:rFonts w:ascii="Consolas" w:hAnsi="Consolas"/>
+          <w:sz w:val="17"/>
+        </w:rPr>
+      </w:pPr>
+    </w:p>
+    <w:p>
+      <w:pPr>
+        <w:shd w:val="clear" w:color="auto" w:fill="F2F2F2"/>
+        <w:spacing w:after="0"/>
+        <w:ind w:left="280"/>
+        <w:rPr>
+          <w:rFonts w:ascii="Consolas" w:hAnsi="Consolas"/>
+          <w:sz w:val="17"/>
+        </w:rPr>
+      </w:pPr>
+    </w:p>
+    <w:p>
+      <w:pPr>
+        <w:shd w:val="clear" w:color="auto" w:fill="F2F2F2"/>
+        <w:spacing w:after="0"/>
+        <w:ind w:left="280"/>
+        <w:rPr>
+          <w:rFonts w:ascii="Consolas" w:hAnsi="Consolas"/>
+          <w:sz w:val="17"/>
+        </w:rPr>
+      </w:pPr>
+    </w:p>
+    <w:p>
+      <w:pPr>
+        <w:shd w:val="clear" w:color="auto" w:fill="F2F2F2"/>
+        <w:spacing w:after="0"/>
+        <w:ind w:left="280"/>
+        <w:rPr>
+          <w:rFonts w:ascii="Consolas" w:hAnsi="Consolas"/>
+          <w:sz w:val="17"/>
+        </w:rPr>
+      </w:pPr>
+      <w:r>
+        <w:rPr>
+          <w:rFonts w:ascii="Consolas" w:hAnsi="Consolas"/>
+          <w:sz w:val="17"/>
+        </w:rPr>
+        <w:t>&gt; remove_outliers_v1(c(10, 15, NA, 999, 20, 25, NA))</w:t>
+      </w:r>
+    </w:p>
+    <w:p>
+      <w:pPr>
+        <w:shd w:val="clear" w:color="auto" w:fill="F2F2F2"/>
+        <w:spacing w:after="0"/>
+        <w:ind w:left="280"/>
+        <w:rPr>
+          <w:rFonts w:ascii="Consolas" w:hAnsi="Consolas"/>
+          <w:sz w:val="17"/>
+        </w:rPr>
+      </w:pPr>
+    </w:p>
+    <w:p>
+      <w:pPr>
+        <w:shd w:val="clear" w:color="auto" w:fill="F2F2F2"/>
+        <w:spacing w:after="0"/>
+        <w:ind w:left="280"/>
+        <w:rPr>
+          <w:rFonts w:ascii="Consolas" w:hAnsi="Consolas"/>
+          <w:sz w:val="17"/>
+        </w:rPr>
+      </w:pPr>
+    </w:p>
+    <w:p>
+      <w:pPr>
+        <w:shd w:val="clear" w:color="auto" w:fill="F2F2F2"/>
+        <w:spacing w:after="0"/>
+        <w:ind w:left="280"/>
+        <w:rPr>
+          <w:rFonts w:ascii="Consolas" w:hAnsi="Consolas"/>
+          <w:sz w:val="17"/>
+        </w:rPr>
+      </w:pPr>
+    </w:p>
+    <w:p>
+      <w:pPr>
+        <w:shd w:val="clear" w:color="auto" w:fill="F2F2F2"/>
+        <w:spacing w:after="0"/>
+        <w:ind w:left="280"/>
+        <w:rPr>
+          <w:rFonts w:ascii="Consolas" w:hAnsi="Consolas"/>
+          <w:sz w:val="17"/>
+        </w:rPr>
+      </w:pPr>
+      <w:r>
+        <w:rPr>
+          <w:rFonts w:ascii="Consolas" w:hAnsi="Consolas"/>
+          <w:sz w:val="17"/>
+        </w:rPr>
+        <w:t>Nothing is printed. No error, no warning. The function returns</w:t>
+      </w:r>
+    </w:p>
+    <w:p>
+      <w:pPr>
+        <w:shd w:val="clear" w:color="auto" w:fill="F2F2F2"/>
+        <w:spacing w:after="0"/>
+        <w:ind w:left="280"/>
+        <w:rPr>
+          <w:rFonts w:ascii="Consolas" w:hAnsi="Consolas"/>
+          <w:sz w:val="17"/>
+        </w:rPr>
+      </w:pPr>
+    </w:p>
+    <w:p>
+      <w:pPr>
+        <w:shd w:val="clear" w:color="auto" w:fill="F2F2F2"/>
+        <w:spacing w:after="0"/>
+        <w:ind w:left="280"/>
+        <w:rPr>
+          <w:rFonts w:ascii="Consolas" w:hAnsi="Consolas"/>
+          <w:sz w:val="17"/>
+        </w:rPr>
+      </w:pPr>
+    </w:p>
+    <w:p>
+      <w:pPr>
+        <w:shd w:val="clear" w:color="auto" w:fill="F2F2F2"/>
+        <w:spacing w:after="0"/>
+        <w:ind w:left="280"/>
+        <w:rPr>
+          <w:rFonts w:ascii="Consolas" w:hAnsi="Consolas"/>
+          <w:sz w:val="17"/>
+        </w:rPr>
+      </w:pPr>
+    </w:p>
+    <w:p>
+      <w:pPr>
+        <w:shd w:val="clear" w:color="auto" w:fill="F2F2F2"/>
+        <w:spacing w:after="0"/>
+        <w:ind w:left="280"/>
+        <w:rPr>
+          <w:rFonts w:ascii="Consolas" w:hAnsi="Consolas"/>
+          <w:sz w:val="17"/>
+        </w:rPr>
+      </w:pPr>
+      <w:r>
+        <w:rPr>
+          <w:rFonts w:ascii="Consolas" w:hAnsi="Consolas"/>
+          <w:sz w:val="17"/>
+        </w:rPr>
+        <w:t>10, 15, NA, 20, 25, NA</w:t>
+      </w:r>
+    </w:p>
+    <w:p>
+      <w:pPr>
+        <w:shd w:val="clear" w:color="auto" w:fill="F2F2F2"/>
+        <w:spacing w:after="0"/>
+        <w:ind w:left="280"/>
+        <w:rPr>
+          <w:rFonts w:ascii="Consolas" w:hAnsi="Consolas"/>
+          <w:sz w:val="17"/>
+        </w:rPr>
+      </w:pPr>
+    </w:p>
+    <w:p>
+      <w:pPr>
+        <w:shd w:val="clear" w:color="auto" w:fill="F2F2F2"/>
+        <w:spacing w:after="0"/>
+        <w:ind w:left="280"/>
+        <w:rPr>
+          <w:rFonts w:ascii="Consolas" w:hAnsi="Consolas"/>
+          <w:sz w:val="17"/>
+        </w:rPr>
+      </w:pPr>
+    </w:p>
+    <w:p>
+      <w:pPr>
+        <w:shd w:val="clear" w:color="auto" w:fill="F2F2F2"/>
+        <w:spacing w:after="0"/>
+        <w:ind w:left="280"/>
+        <w:rPr>
+          <w:rFonts w:ascii="Consolas" w:hAnsi="Consolas"/>
+          <w:sz w:val="17"/>
+        </w:rPr>
+      </w:pPr>
+    </w:p>
+    <w:p>
+      <w:pPr>
+        <w:shd w:val="clear" w:color="auto" w:fill="F2F2F2"/>
+        <w:spacing w:after="0"/>
+        <w:ind w:left="280"/>
+        <w:rPr>
+          <w:rFonts w:ascii="Consolas" w:hAnsi="Consolas"/>
+          <w:sz w:val="17"/>
+        </w:rPr>
+      </w:pPr>
+      <w:r>
+        <w:rPr>
+          <w:rFonts w:ascii="Consolas" w:hAnsi="Consolas"/>
+          <w:sz w:val="17"/>
+        </w:rPr>
+        <w:t>The 999 was correctly removed, but both NA values were handed straight back</w:t>
+      </w:r>
+    </w:p>
+    <w:p>
+      <w:pPr>
+        <w:shd w:val="clear" w:color="auto" w:fill="F2F2F2"/>
+        <w:spacing w:after="0"/>
+        <w:ind w:left="280"/>
+        <w:rPr>
+          <w:rFonts w:ascii="Consolas" w:hAnsi="Consolas"/>
+          <w:sz w:val="17"/>
+        </w:rPr>
+      </w:pPr>
+    </w:p>
+    <w:p>
+      <w:pPr>
+        <w:shd w:val="clear" w:color="auto" w:fill="F2F2F2"/>
+        <w:spacing w:after="0"/>
+        <w:ind w:left="280"/>
+        <w:rPr>
+          <w:rFonts w:ascii="Consolas" w:hAnsi="Consolas"/>
+          <w:sz w:val="17"/>
+        </w:rPr>
+      </w:pPr>
+      <w:r>
+        <w:rPr>
+          <w:rFonts w:ascii="Consolas" w:hAnsi="Consolas"/>
+          <w:sz w:val="17"/>
+        </w:rPr>
+        <w:t>inside the result the function called clean. It reports success and gives a</w:t>
+      </w:r>
+    </w:p>
+    <w:p>
+      <w:pPr>
+        <w:shd w:val="clear" w:color="auto" w:fill="F2F2F2"/>
+        <w:spacing w:after="0"/>
+        <w:ind w:left="280"/>
+        <w:rPr>
+          <w:rFonts w:ascii="Consolas" w:hAnsi="Consolas"/>
+          <w:sz w:val="17"/>
+        </w:rPr>
+      </w:pPr>
+    </w:p>
+    <w:p>
+      <w:pPr>
+        <w:shd w:val="clear" w:color="auto" w:fill="F2F2F2"/>
+        <w:spacing w:after="0"/>
+        <w:ind w:left="280"/>
+        <w:rPr>
+          <w:rFonts w:ascii="Consolas" w:hAnsi="Consolas"/>
+          <w:sz w:val="17"/>
+        </w:rPr>
+      </w:pPr>
+      <w:r>
+        <w:rPr>
+          <w:rFonts w:ascii="Consolas" w:hAnsi="Consolas"/>
+          <w:sz w:val="17"/>
+        </w:rPr>
+        <w:t>wrong answer. Please fix that one as well.</w:t>
+      </w:r>
+    </w:p>
+    <w:p>
+      <w:pPr>
         <w:spacing w:after="0"/>
         <w:ind w:left="0"/>
       </w:pPr>
@@ -610,7 +1754,46 @@
         <w:rPr>
           <w:sz w:val="20"/>
         </w:rPr>
-        <w:t>PASTE CHATGPT'S FULL REPLY HERE.</w:t>
+        <w:t>&gt;&gt;&gt;&gt;&gt;  PASTE CHATGPT'S FULL REPLY TO P4 HERE  &lt;&lt;&lt;&lt;&lt;</w:t>
+      </w:r>
+    </w:p>
+    <w:p>
+      <w:pPr>
+        <w:shd w:val="clear" w:color="auto" w:fill="F7F7F7"/>
+        <w:ind w:left="240" w:right="240"/>
+        <w:rPr>
+          <w:sz w:val="20"/>
+        </w:rPr>
+      </w:pPr>
+    </w:p>
+    <w:p>
+      <w:pPr>
+        <w:shd w:val="clear" w:color="auto" w:fill="F7F7F7"/>
+        <w:ind w:left="240" w:right="240"/>
+        <w:rPr>
+          <w:sz w:val="20"/>
+        </w:rPr>
+      </w:pPr>
+      <w:r>
+        <w:rPr>
+          <w:sz w:val="20"/>
+        </w:rPr>
+        <w:t>How: open the chat in ChatGPT, click once inside the reply, press Ctrl+A then Ctrl+C to copy the whole thing, then click in this box and press Ctrl+V.</w:t>
+      </w:r>
+    </w:p>
+    <w:p>
+      <w:pPr>
+        <w:shd w:val="clear" w:color="auto" w:fill="F7F7F7"/>
+        <w:ind w:left="240" w:right="240"/>
+        <w:rPr>
+          <w:sz w:val="20"/>
+        </w:rPr>
+      </w:pPr>
+      <w:r>
+        <w:rPr>
+          <w:sz w:val="20"/>
+        </w:rPr>
+        <w:t>Copy it whole. Do not retype it, do not tidy it up, and do not leave any part out.</w:t>
       </w:r>
     </w:p>
     <w:p>
@@ -684,7 +1867,47 @@
         <w:rPr>
           <w:sz w:val="20"/>
         </w:rPr>
-        <w:t>PASTE CHATGPT'S FULL REPLY HERE.</w:t>
+        <w:t>&gt;&gt;&gt;&gt;&gt;  PASTE CHATGPT'S FULL REPLY TO P5 HERE  &lt;&lt;&lt;&lt;&lt;</w:t>
+      </w:r>
+    </w:p>
+    <w:p>
+      <w:pPr>
+        <w:shd w:val="clear" w:color="auto" w:fill="F7F7F7"/>
+        <w:ind w:left="240" w:right="240"/>
+        <w:rPr>
+          <w:sz w:val="20"/>
+        </w:rPr>
+      </w:pPr>
+    </w:p>
+    <w:p>
+      <w:pPr>
+        <w:shd w:val="clear" w:color="auto" w:fill="F7F7F7"/>
+        <w:ind w:left="240" w:right="240"/>
+        <w:rPr>
+          <w:sz w:val="20"/>
+        </w:rPr>
+      </w:pPr>
+      <w:r>
+        <w:rPr>
+          <w:sz w:val="20"/>
+        </w:rPr>
+        <w:t>How: open the chat in ChatGPT, click once inside the reply, press Ctrl+A then Ctrl+C to copy the whole thing, then click in this box and press Ctrl+V.</w:t>
+      </w:r>
+    </w:p>
+    <w:p>
+      <w:pPr>
+        <w:shd w:val="clear" w:color="auto" w:fill="F7F7F7"/>
+        <w:ind w:left="240" w:right="240"/>
+        <w:rPr>
+          <w:sz w:val="20"/>
+        </w:rPr>
+      </w:pPr>
+      <w:r>
+        <w:rPr>
+          <w:sz w:val="20"/>
+        </w:rPr>
+        <w:lastRenderedPageBreak/>
+        <w:t>Copy it whole. Do not retype it, do not tidy it up, and do not leave any part out.</w:t>
       </w:r>
     </w:p>
     <w:p>
@@ -758,7 +1981,46 @@
         <w:rPr>
           <w:sz w:val="20"/>
         </w:rPr>
-        <w:t>PASTE CHATGPT'S FULL REPLY HERE.</w:t>
+        <w:t>&gt;&gt;&gt;&gt;&gt;  PASTE CHATGPT'S FULL REPLY TO P6 HERE  &lt;&lt;&lt;&lt;&lt;</w:t>
+      </w:r>
+    </w:p>
+    <w:p>
+      <w:pPr>
+        <w:shd w:val="clear" w:color="auto" w:fill="F7F7F7"/>
+        <w:ind w:left="240" w:right="240"/>
+        <w:rPr>
+          <w:sz w:val="20"/>
+        </w:rPr>
+      </w:pPr>
+    </w:p>
+    <w:p>
+      <w:pPr>
+        <w:shd w:val="clear" w:color="auto" w:fill="F7F7F7"/>
+        <w:ind w:left="240" w:right="240"/>
+        <w:rPr>
+          <w:sz w:val="20"/>
+        </w:rPr>
+      </w:pPr>
+      <w:r>
+        <w:rPr>
+          <w:sz w:val="20"/>
+        </w:rPr>
+        <w:t>How: open the chat in ChatGPT, click once inside the reply, press Ctrl+A then Ctrl+C to copy the whole thing, then click in this box and press Ctrl+V.</w:t>
+      </w:r>
+    </w:p>
+    <w:p>
+      <w:pPr>
+        <w:shd w:val="clear" w:color="auto" w:fill="F7F7F7"/>
+        <w:ind w:left="240" w:right="240"/>
+        <w:rPr>
+          <w:sz w:val="20"/>
+        </w:rPr>
+      </w:pPr>
+      <w:r>
+        <w:rPr>
+          <w:sz w:val="20"/>
+        </w:rPr>
+        <w:t>Copy it whole. Do not retype it, do not tidy it up, and do not leave any part out.</w:t>
       </w:r>
     </w:p>
     <w:p>
@@ -832,7 +2094,46 @@
         <w:rPr>
           <w:sz w:val="20"/>
         </w:rPr>
-        <w:t>PASTE CHATGPT'S FULL REPLY HERE.</w:t>
+        <w:t>&gt;&gt;&gt;&gt;&gt;  PASTE CHATGPT'S FULL REPLY TO P7 HERE  &lt;&lt;&lt;&lt;&lt;</w:t>
+      </w:r>
+    </w:p>
+    <w:p>
+      <w:pPr>
+        <w:shd w:val="clear" w:color="auto" w:fill="F7F7F7"/>
+        <w:ind w:left="240" w:right="240"/>
+        <w:rPr>
+          <w:sz w:val="20"/>
+        </w:rPr>
+      </w:pPr>
+    </w:p>
+    <w:p>
+      <w:pPr>
+        <w:shd w:val="clear" w:color="auto" w:fill="F7F7F7"/>
+        <w:ind w:left="240" w:right="240"/>
+        <w:rPr>
+          <w:sz w:val="20"/>
+        </w:rPr>
+      </w:pPr>
+      <w:r>
+        <w:rPr>
+          <w:sz w:val="20"/>
+        </w:rPr>
+        <w:t>How: open the chat in ChatGPT, click once inside the reply, press Ctrl+A then Ctrl+C to copy the whole thing, then click in this box and press Ctrl+V.</w:t>
+      </w:r>
+    </w:p>
+    <w:p>
+      <w:pPr>
+        <w:shd w:val="clear" w:color="auto" w:fill="F7F7F7"/>
+        <w:ind w:left="240" w:right="240"/>
+        <w:rPr>
+          <w:sz w:val="20"/>
+        </w:rPr>
+      </w:pPr>
+      <w:r>
+        <w:rPr>
+          <w:sz w:val="20"/>
+        </w:rPr>
+        <w:t>Copy it whole. Do not retype it, do not tidy it up, and do not leave any part out.</w:t>
       </w:r>
     </w:p>
     <w:p>
@@ -906,7 +2207,46 @@
         <w:rPr>
           <w:sz w:val="20"/>
         </w:rPr>
-        <w:t>PASTE CHATGPT'S FULL REPLY HERE.</w:t>
+        <w:t>&gt;&gt;&gt;&gt;&gt;  PASTE CHATGPT'S FULL REPLY TO P8 HERE  &lt;&lt;&lt;&lt;&lt;</w:t>
+      </w:r>
+    </w:p>
+    <w:p>
+      <w:pPr>
+        <w:shd w:val="clear" w:color="auto" w:fill="F7F7F7"/>
+        <w:ind w:left="240" w:right="240"/>
+        <w:rPr>
+          <w:sz w:val="20"/>
+        </w:rPr>
+      </w:pPr>
+    </w:p>
+    <w:p>
+      <w:pPr>
+        <w:shd w:val="clear" w:color="auto" w:fill="F7F7F7"/>
+        <w:ind w:left="240" w:right="240"/>
+        <w:rPr>
+          <w:sz w:val="20"/>
+        </w:rPr>
+      </w:pPr>
+      <w:r>
+        <w:rPr>
+          <w:sz w:val="20"/>
+        </w:rPr>
+        <w:t>How: open the chat in ChatGPT, click once inside the reply, press Ctrl+A then Ctrl+C to copy the whole thing, then click in this box and press Ctrl+V.</w:t>
+      </w:r>
+    </w:p>
+    <w:p>
+      <w:pPr>
+        <w:shd w:val="clear" w:color="auto" w:fill="F7F7F7"/>
+        <w:ind w:left="240" w:right="240"/>
+        <w:rPr>
+          <w:sz w:val="20"/>
+        </w:rPr>
+      </w:pPr>
+      <w:r>
+        <w:rPr>
+          <w:sz w:val="20"/>
+        </w:rPr>
+        <w:t>Copy it whole. Do not retype it, do not tidy it up, and do not leave any part out.</w:t>
       </w:r>
     </w:p>
     <w:p>
@@ -1354,7 +2694,7 @@
     <w:link w:val="Heading1Char"/>
     <w:uiPriority w:val="9"/>
     <w:qFormat/>
-    <w:rsid w:val="00975EEF"/>
+    <w:rsid w:val="0052212C"/>
     <w:pPr>
       <w:keepNext/>
       <w:keepLines/>
@@ -1376,7 +2716,7 @@
     <w:uiPriority w:val="9"/>
     <w:unhideWhenUsed/>
     <w:qFormat/>
-    <w:rsid w:val="00975EEF"/>
+    <w:rsid w:val="0052212C"/>
     <w:pPr>
       <w:keepNext/>
       <w:keepLines/>
@@ -1399,7 +2739,7 @@
     <w:semiHidden/>
     <w:unhideWhenUsed/>
     <w:qFormat/>
-    <w:rsid w:val="00975EEF"/>
+    <w:rsid w:val="0052212C"/>
     <w:pPr>
       <w:keepNext/>
       <w:keepLines/>
@@ -1422,7 +2762,7 @@
     <w:semiHidden/>
     <w:unhideWhenUsed/>
     <w:qFormat/>
-    <w:rsid w:val="00975EEF"/>
+    <w:rsid w:val="0052212C"/>
     <w:pPr>
       <w:keepNext/>
       <w:keepLines/>
@@ -1445,7 +2785,7 @@
     <w:semiHidden/>
     <w:unhideWhenUsed/>
     <w:qFormat/>
-    <w:rsid w:val="00975EEF"/>
+    <w:rsid w:val="0052212C"/>
     <w:pPr>
       <w:keepNext/>
       <w:keepLines/>
@@ -1466,7 +2806,7 @@
     <w:semiHidden/>
     <w:unhideWhenUsed/>
     <w:qFormat/>
-    <w:rsid w:val="00975EEF"/>
+    <w:rsid w:val="0052212C"/>
     <w:pPr>
       <w:keepNext/>
       <w:keepLines/>
@@ -1489,7 +2829,7 @@
     <w:semiHidden/>
     <w:unhideWhenUsed/>
     <w:qFormat/>
-    <w:rsid w:val="00975EEF"/>
+    <w:rsid w:val="0052212C"/>
     <w:pPr>
       <w:keepNext/>
       <w:keepLines/>
@@ -1510,7 +2850,7 @@
     <w:semiHidden/>
     <w:unhideWhenUsed/>
     <w:qFormat/>
-    <w:rsid w:val="00975EEF"/>
+    <w:rsid w:val="0052212C"/>
     <w:pPr>
       <w:keepNext/>
       <w:keepLines/>
@@ -1532,7 +2872,7 @@
     <w:semiHidden/>
     <w:unhideWhenUsed/>
     <w:qFormat/>
-    <w:rsid w:val="00975EEF"/>
+    <w:rsid w:val="0052212C"/>
     <w:pPr>
       <w:keepNext/>
       <w:keepLines/>
@@ -1596,7 +2936,7 @@
     <w:basedOn w:val="DefaultParagraphFont"/>
     <w:link w:val="Heading1"/>
     <w:uiPriority w:val="9"/>
-    <w:rsid w:val="00975EEF"/>
+    <w:rsid w:val="0052212C"/>
     <w:rPr>
       <w:rFonts w:asciiTheme="majorHAnsi" w:eastAsiaTheme="majorEastAsia" w:hAnsiTheme="majorHAnsi" w:cstheme="majorBidi"/>
       <w:color w:val="2F5496" w:themeColor="accent1" w:themeShade="BF"/>
@@ -1609,7 +2949,7 @@
     <w:basedOn w:val="DefaultParagraphFont"/>
     <w:link w:val="Heading2"/>
     <w:uiPriority w:val="9"/>
-    <w:rsid w:val="00975EEF"/>
+    <w:rsid w:val="0052212C"/>
     <w:rPr>
       <w:rFonts w:asciiTheme="majorHAnsi" w:eastAsiaTheme="majorEastAsia" w:hAnsiTheme="majorHAnsi" w:cstheme="majorBidi"/>
       <w:color w:val="2F5496" w:themeColor="accent1" w:themeShade="BF"/>
@@ -1623,7 +2963,7 @@
     <w:link w:val="Heading3"/>
     <w:uiPriority w:val="9"/>
     <w:semiHidden/>
-    <w:rsid w:val="00975EEF"/>
+    <w:rsid w:val="0052212C"/>
     <w:rPr>
       <w:rFonts w:eastAsiaTheme="majorEastAsia" w:cstheme="majorBidi"/>
       <w:color w:val="2F5496" w:themeColor="accent1" w:themeShade="BF"/>
@@ -1637,7 +2977,7 @@
     <w:link w:val="Heading4"/>
     <w:uiPriority w:val="9"/>
     <w:semiHidden/>
-    <w:rsid w:val="00975EEF"/>
+    <w:rsid w:val="0052212C"/>
     <w:rPr>
       <w:rFonts w:eastAsiaTheme="majorEastAsia" w:cstheme="majorBidi"/>
       <w:i/>
@@ -1651,7 +2991,7 @@
     <w:link w:val="Heading5"/>
     <w:uiPriority w:val="9"/>
     <w:semiHidden/>
-    <w:rsid w:val="00975EEF"/>
+    <w:rsid w:val="0052212C"/>
     <w:rPr>
       <w:rFonts w:eastAsiaTheme="majorEastAsia" w:cstheme="majorBidi"/>
       <w:color w:val="2F5496" w:themeColor="accent1" w:themeShade="BF"/>
@@ -1663,7 +3003,7 @@
     <w:link w:val="Heading6"/>
     <w:uiPriority w:val="9"/>
     <w:semiHidden/>
-    <w:rsid w:val="00975EEF"/>
+    <w:rsid w:val="0052212C"/>
     <w:rPr>
       <w:rFonts w:eastAsiaTheme="majorEastAsia" w:cstheme="majorBidi"/>
       <w:i/>
@@ -1677,7 +3017,7 @@
     <w:link w:val="Heading7"/>
     <w:uiPriority w:val="9"/>
     <w:semiHidden/>
-    <w:rsid w:val="00975EEF"/>
+    <w:rsid w:val="0052212C"/>
     <w:rPr>
       <w:rFonts w:eastAsiaTheme="majorEastAsia" w:cstheme="majorBidi"/>
       <w:color w:val="595959" w:themeColor="text1" w:themeTint="A6"/>
@@ -1689,7 +3029,7 @@
     <w:link w:val="Heading8"/>
     <w:uiPriority w:val="9"/>
     <w:semiHidden/>
-    <w:rsid w:val="00975EEF"/>
+    <w:rsid w:val="0052212C"/>
     <w:rPr>
       <w:rFonts w:eastAsiaTheme="majorEastAsia" w:cstheme="majorBidi"/>
       <w:i/>
@@ -1703,7 +3043,7 @@
     <w:link w:val="Heading9"/>
     <w:uiPriority w:val="9"/>
     <w:semiHidden/>
-    <w:rsid w:val="00975EEF"/>
+    <w:rsid w:val="0052212C"/>
     <w:rPr>
       <w:rFonts w:eastAsiaTheme="majorEastAsia" w:cstheme="majorBidi"/>
       <w:color w:val="272727" w:themeColor="text1" w:themeTint="D8"/>
@@ -1716,7 +3056,7 @@
     <w:link w:val="TitleChar"/>
     <w:uiPriority w:val="10"/>
     <w:qFormat/>
-    <w:rsid w:val="00975EEF"/>
+    <w:rsid w:val="0052212C"/>
     <w:pPr>
       <w:spacing w:after="80"/>
       <w:contextualSpacing/>
@@ -1734,7 +3074,7 @@
     <w:basedOn w:val="DefaultParagraphFont"/>
     <w:link w:val="Title"/>
     <w:uiPriority w:val="10"/>
-    <w:rsid w:val="00975EEF"/>
+    <w:rsid w:val="0052212C"/>
     <w:rPr>
       <w:rFonts w:asciiTheme="majorHAnsi" w:eastAsiaTheme="majorEastAsia" w:hAnsiTheme="majorHAnsi" w:cstheme="majorBidi"/>
       <w:spacing w:val="-10"/>
@@ -1750,7 +3090,7 @@
     <w:link w:val="SubtitleChar"/>
     <w:uiPriority w:val="11"/>
     <w:qFormat/>
-    <w:rsid w:val="00975EEF"/>
+    <w:rsid w:val="0052212C"/>
     <w:pPr>
       <w:numPr>
         <w:ilvl w:val="1"/>
@@ -1771,7 +3111,7 @@
     <w:basedOn w:val="DefaultParagraphFont"/>
     <w:link w:val="Subtitle"/>
     <w:uiPriority w:val="11"/>
-    <w:rsid w:val="00975EEF"/>
+    <w:rsid w:val="0052212C"/>
     <w:rPr>
       <w:rFonts w:eastAsiaTheme="majorEastAsia" w:cstheme="majorBidi"/>
       <w:color w:val="595959" w:themeColor="text1" w:themeTint="A6"/>
@@ -1787,7 +3127,7 @@
     <w:link w:val="QuoteChar"/>
     <w:uiPriority w:val="29"/>
     <w:qFormat/>
-    <w:rsid w:val="00975EEF"/>
+    <w:rsid w:val="0052212C"/>
     <w:pPr>
       <w:spacing w:before="160" w:after="160"/>
       <w:jc w:val="center"/>
@@ -1803,7 +3143,7 @@
     <w:basedOn w:val="DefaultParagraphFont"/>
     <w:link w:val="Quote"/>
     <w:uiPriority w:val="29"/>
-    <w:rsid w:val="00975EEF"/>
+    <w:rsid w:val="0052212C"/>
     <w:rPr>
       <w:i/>
       <w:iCs/>
@@ -1815,7 +3155,7 @@
     <w:basedOn w:val="Normal"/>
     <w:uiPriority w:val="34"/>
     <w:qFormat/>
-    <w:rsid w:val="00975EEF"/>
+    <w:rsid w:val="0052212C"/>
     <w:pPr>
       <w:ind w:left="720"/>
       <w:contextualSpacing/>
@@ -1826,7 +3166,7 @@
     <w:basedOn w:val="DefaultParagraphFont"/>
     <w:uiPriority w:val="21"/>
     <w:qFormat/>
-    <w:rsid w:val="00975EEF"/>
+    <w:rsid w:val="0052212C"/>
     <w:rPr>
       <w:i/>
       <w:iCs/>
@@ -1840,7 +3180,7 @@
     <w:link w:val="IntenseQuoteChar"/>
     <w:uiPriority w:val="30"/>
     <w:qFormat/>
-    <w:rsid w:val="00975EEF"/>
+    <w:rsid w:val="0052212C"/>
     <w:pPr>
       <w:pBdr>
         <w:top w:val="single" w:sz="4" w:space="10" w:color="2F5496" w:themeColor="accent1" w:themeShade="BF"/>
@@ -1861,7 +3201,7 @@
     <w:basedOn w:val="DefaultParagraphFont"/>
     <w:link w:val="IntenseQuote"/>
     <w:uiPriority w:val="30"/>
-    <w:rsid w:val="00975EEF"/>
+    <w:rsid w:val="0052212C"/>
     <w:rPr>
       <w:i/>
       <w:iCs/>
@@ -1873,7 +3213,7 @@
     <w:basedOn w:val="DefaultParagraphFont"/>
     <w:uiPriority w:val="32"/>
     <w:qFormat/>
-    <w:rsid w:val="00975EEF"/>
+    <w:rsid w:val="0052212C"/>
     <w:rPr>
       <w:b/>
       <w:bCs/>
